--- a/artifacts/LGL-03/build/commercial-lease.docx
+++ b/artifacts/LGL-03/build/commercial-lease.docx
@@ -8,15 +8,6 @@
         <w:pStyle w:val="Heading1"/>
       </w:pPr>
       <w:r>
-        <w:rPr>
-          <w:rStyle w:val="SectionNumber"/>
-        </w:rPr>
-        <w:t xml:space="preserve">1</w:t>
-      </w:r>
-      <w:r>
-        <w:tab/>
-      </w:r>
-      <w:r>
         <w:t xml:space="preserve">Office Lease Agreement</w:t>
       </w:r>
     </w:p>
@@ -141,15 +132,6 @@
       <w:pPr>
         <w:pStyle w:val="Heading2"/>
       </w:pPr>
-      <w:r>
-        <w:rPr>
-          <w:rStyle w:val="SectionNumber"/>
-        </w:rPr>
-        <w:t xml:space="preserve">1.1</w:t>
-      </w:r>
-      <w:r>
-        <w:tab/>
-      </w:r>
       <w:r>
         <w:t xml:space="preserve">Article 1. Basic Lease Provisions and Definitions</w:t>
       </w:r>
@@ -509,15 +491,6 @@
         <w:pStyle w:val="Heading2"/>
       </w:pPr>
       <w:r>
-        <w:rPr>
-          <w:rStyle w:val="SectionNumber"/>
-        </w:rPr>
-        <w:t xml:space="preserve">1.2</w:t>
-      </w:r>
-      <w:r>
-        <w:tab/>
-      </w:r>
-      <w:r>
         <w:t xml:space="preserve">Article 2. Premises</w:t>
       </w:r>
     </w:p>
@@ -628,15 +601,6 @@
         <w:pStyle w:val="Heading2"/>
       </w:pPr>
       <w:r>
-        <w:rPr>
-          <w:rStyle w:val="SectionNumber"/>
-        </w:rPr>
-        <w:t xml:space="preserve">1.3</w:t>
-      </w:r>
-      <w:r>
-        <w:tab/>
-      </w:r>
-      <w:r>
         <w:t xml:space="preserve">Article 3. Term, Commencement, and Renewal</w:t>
       </w:r>
     </w:p>
@@ -802,15 +766,6 @@
       <w:pPr>
         <w:pStyle w:val="Heading2"/>
       </w:pPr>
-      <w:r>
-        <w:rPr>
-          <w:rStyle w:val="SectionNumber"/>
-        </w:rPr>
-        <w:t xml:space="preserve">1.4</w:t>
-      </w:r>
-      <w:r>
-        <w:tab/>
-      </w:r>
       <w:r>
         <w:t xml:space="preserve">Article 4. Base Rent</w:t>
       </w:r>
@@ -1386,15 +1341,6 @@
         <w:pStyle w:val="Heading2"/>
       </w:pPr>
       <w:r>
-        <w:rPr>
-          <w:rStyle w:val="SectionNumber"/>
-        </w:rPr>
-        <w:t xml:space="preserve">1.5</w:t>
-      </w:r>
-      <w:r>
-        <w:tab/>
-      </w:r>
-      <w:r>
         <w:t xml:space="preserve">Article 5. Additional Rent, Operating Expenses, and Taxes</w:t>
       </w:r>
     </w:p>
@@ -1601,15 +1547,6 @@
         <w:pStyle w:val="Heading2"/>
       </w:pPr>
       <w:r>
-        <w:rPr>
-          <w:rStyle w:val="SectionNumber"/>
-        </w:rPr>
-        <w:t xml:space="preserve">1.6</w:t>
-      </w:r>
-      <w:r>
-        <w:tab/>
-      </w:r>
-      <w:r>
         <w:t xml:space="preserve">Article 6. Security Deposit</w:t>
       </w:r>
     </w:p>
@@ -1692,15 +1629,6 @@
         <w:pStyle w:val="Heading2"/>
       </w:pPr>
       <w:r>
-        <w:rPr>
-          <w:rStyle w:val="SectionNumber"/>
-        </w:rPr>
-        <w:t xml:space="preserve">1.7</w:t>
-      </w:r>
-      <w:r>
-        <w:tab/>
-      </w:r>
-      <w:r>
         <w:t xml:space="preserve">Article 7. Use and Compliance with Laws</w:t>
       </w:r>
     </w:p>
@@ -1778,15 +1706,6 @@
         <w:pStyle w:val="Heading2"/>
       </w:pPr>
       <w:r>
-        <w:rPr>
-          <w:rStyle w:val="SectionNumber"/>
-        </w:rPr>
-        <w:t xml:space="preserve">1.8</w:t>
-      </w:r>
-      <w:r>
-        <w:tab/>
-      </w:r>
-      <w:r>
         <w:t xml:space="preserve">Article 8. Services and Utilities</w:t>
       </w:r>
     </w:p>
@@ -1903,15 +1822,6 @@
         <w:pStyle w:val="Heading2"/>
       </w:pPr>
       <w:r>
-        <w:rPr>
-          <w:rStyle w:val="SectionNumber"/>
-        </w:rPr>
-        <w:t xml:space="preserve">1.9</w:t>
-      </w:r>
-      <w:r>
-        <w:tab/>
-      </w:r>
-      <w:r>
         <w:t xml:space="preserve">Article 9. Maintenance and Repairs</w:t>
       </w:r>
     </w:p>
@@ -1976,15 +1886,6 @@
         <w:pStyle w:val="Heading2"/>
       </w:pPr>
       <w:r>
-        <w:rPr>
-          <w:rStyle w:val="SectionNumber"/>
-        </w:rPr>
-        <w:t xml:space="preserve">1.10</w:t>
-      </w:r>
-      <w:r>
-        <w:tab/>
-      </w:r>
-      <w:r>
         <w:t xml:space="preserve">Article 10. Alterations and Tenant Improvements</w:t>
       </w:r>
     </w:p>
@@ -2080,15 +1981,6 @@
         <w:pStyle w:val="Heading2"/>
       </w:pPr>
       <w:r>
-        <w:rPr>
-          <w:rStyle w:val="SectionNumber"/>
-        </w:rPr>
-        <w:t xml:space="preserve">1.11</w:t>
-      </w:r>
-      <w:r>
-        <w:tab/>
-      </w:r>
-      <w:r>
         <w:t xml:space="preserve">Article 11. Liens</w:t>
       </w:r>
     </w:p>
@@ -2107,15 +1999,6 @@
         <w:pStyle w:val="Heading2"/>
       </w:pPr>
       <w:r>
-        <w:rPr>
-          <w:rStyle w:val="SectionNumber"/>
-        </w:rPr>
-        <w:t xml:space="preserve">1.12</w:t>
-      </w:r>
-      <w:r>
-        <w:tab/>
-      </w:r>
-      <w:r>
         <w:t xml:space="preserve">Article 12. Insurance and Waiver of Subrogation</w:t>
       </w:r>
     </w:p>
@@ -2198,15 +2081,6 @@
         <w:pStyle w:val="Heading2"/>
       </w:pPr>
       <w:r>
-        <w:rPr>
-          <w:rStyle w:val="SectionNumber"/>
-        </w:rPr>
-        <w:t xml:space="preserve">1.13</w:t>
-      </w:r>
-      <w:r>
-        <w:tab/>
-      </w:r>
-      <w:r>
         <w:t xml:space="preserve">Article 13. Indemnification</w:t>
       </w:r>
     </w:p>
@@ -2326,15 +2200,6 @@
         <w:pStyle w:val="Heading2"/>
       </w:pPr>
       <w:r>
-        <w:rPr>
-          <w:rStyle w:val="SectionNumber"/>
-        </w:rPr>
-        <w:t xml:space="preserve">1.14</w:t>
-      </w:r>
-      <w:r>
-        <w:tab/>
-      </w:r>
-      <w:r>
         <w:t xml:space="preserve">Article 14. Casualty</w:t>
       </w:r>
     </w:p>
@@ -2399,15 +2264,6 @@
         <w:pStyle w:val="Heading2"/>
       </w:pPr>
       <w:r>
-        <w:rPr>
-          <w:rStyle w:val="SectionNumber"/>
-        </w:rPr>
-        <w:t xml:space="preserve">1.15</w:t>
-      </w:r>
-      <w:r>
-        <w:tab/>
-      </w:r>
-      <w:r>
         <w:t xml:space="preserve">Article 15. Condemnation</w:t>
       </w:r>
     </w:p>
@@ -2426,15 +2282,6 @@
         <w:pStyle w:val="Heading2"/>
       </w:pPr>
       <w:r>
-        <w:rPr>
-          <w:rStyle w:val="SectionNumber"/>
-        </w:rPr>
-        <w:t xml:space="preserve">1.16</w:t>
-      </w:r>
-      <w:r>
-        <w:tab/>
-      </w:r>
-      <w:r>
         <w:t xml:space="preserve">Article 16. Assignment and Subletting</w:t>
       </w:r>
     </w:p>
@@ -2517,15 +2364,6 @@
         <w:pStyle w:val="Heading2"/>
       </w:pPr>
       <w:r>
-        <w:rPr>
-          <w:rStyle w:val="SectionNumber"/>
-        </w:rPr>
-        <w:t xml:space="preserve">1.17</w:t>
-      </w:r>
-      <w:r>
-        <w:tab/>
-      </w:r>
-      <w:r>
         <w:t xml:space="preserve">Article 17. Default and Remedies</w:t>
       </w:r>
     </w:p>
@@ -2627,15 +2465,6 @@
         <w:pStyle w:val="Heading2"/>
       </w:pPr>
       <w:r>
-        <w:rPr>
-          <w:rStyle w:val="SectionNumber"/>
-        </w:rPr>
-        <w:t xml:space="preserve">1.18</w:t>
-      </w:r>
-      <w:r>
-        <w:tab/>
-      </w:r>
-      <w:r>
         <w:t xml:space="preserve">Article 18. Subordination, Estoppel, and Non-Disturbance</w:t>
       </w:r>
     </w:p>
@@ -2682,15 +2511,6 @@
         <w:pStyle w:val="Heading2"/>
       </w:pPr>
       <w:r>
-        <w:rPr>
-          <w:rStyle w:val="SectionNumber"/>
-        </w:rPr>
-        <w:t xml:space="preserve">1.19</w:t>
-      </w:r>
-      <w:r>
-        <w:tab/>
-      </w:r>
-      <w:r>
         <w:t xml:space="preserve">Article 19. Surrender and Holding Over</w:t>
       </w:r>
     </w:p>
@@ -2737,15 +2557,6 @@
         <w:pStyle w:val="Heading2"/>
       </w:pPr>
       <w:r>
-        <w:rPr>
-          <w:rStyle w:val="SectionNumber"/>
-        </w:rPr>
-        <w:t xml:space="preserve">1.20</w:t>
-      </w:r>
-      <w:r>
-        <w:tab/>
-      </w:r>
-      <w:r>
         <w:t xml:space="preserve">Article 20. Access</w:t>
       </w:r>
     </w:p>
@@ -2764,15 +2575,6 @@
         <w:pStyle w:val="Heading2"/>
       </w:pPr>
       <w:r>
-        <w:rPr>
-          <w:rStyle w:val="SectionNumber"/>
-        </w:rPr>
-        <w:t xml:space="preserve">1.21</w:t>
-      </w:r>
-      <w:r>
-        <w:tab/>
-      </w:r>
-      <w:r>
         <w:t xml:space="preserve">Article 21. Hazardous Materials</w:t>
       </w:r>
     </w:p>
@@ -2853,15 +2655,6 @@
         <w:pStyle w:val="Heading2"/>
       </w:pPr>
       <w:r>
-        <w:rPr>
-          <w:rStyle w:val="SectionNumber"/>
-        </w:rPr>
-        <w:t xml:space="preserve">1.22</w:t>
-      </w:r>
-      <w:r>
-        <w:tab/>
-      </w:r>
-      <w:r>
         <w:t xml:space="preserve">Article 22. Quiet Enjoyment</w:t>
       </w:r>
     </w:p>
@@ -2880,15 +2673,6 @@
         <w:pStyle w:val="Heading2"/>
       </w:pPr>
       <w:r>
-        <w:rPr>
-          <w:rStyle w:val="SectionNumber"/>
-        </w:rPr>
-        <w:t xml:space="preserve">1.23</w:t>
-      </w:r>
-      <w:r>
-        <w:tab/>
-      </w:r>
-      <w:r>
         <w:t xml:space="preserve">Article 23. Parking</w:t>
       </w:r>
     </w:p>
@@ -2907,15 +2691,6 @@
         <w:pStyle w:val="Heading2"/>
       </w:pPr>
       <w:r>
-        <w:rPr>
-          <w:rStyle w:val="SectionNumber"/>
-        </w:rPr>
-        <w:t xml:space="preserve">1.24</w:t>
-      </w:r>
-      <w:r>
-        <w:tab/>
-      </w:r>
-      <w:r>
         <w:t xml:space="preserve">Article 24. Signage</w:t>
       </w:r>
     </w:p>
@@ -2934,15 +2709,6 @@
         <w:pStyle w:val="Heading2"/>
       </w:pPr>
       <w:r>
-        <w:rPr>
-          <w:rStyle w:val="SectionNumber"/>
-        </w:rPr>
-        <w:t xml:space="preserve">1.25</w:t>
-      </w:r>
-      <w:r>
-        <w:tab/>
-      </w:r>
-      <w:r>
         <w:t xml:space="preserve">Article 25. Brokers</w:t>
       </w:r>
     </w:p>
@@ -2961,15 +2727,6 @@
         <w:pStyle w:val="Heading2"/>
       </w:pPr>
       <w:r>
-        <w:rPr>
-          <w:rStyle w:val="SectionNumber"/>
-        </w:rPr>
-        <w:t xml:space="preserve">1.26</w:t>
-      </w:r>
-      <w:r>
-        <w:tab/>
-      </w:r>
-      <w:r>
         <w:t xml:space="preserve">Article 26. Notices</w:t>
       </w:r>
     </w:p>
@@ -3074,15 +2831,6 @@
         <w:pStyle w:val="Heading2"/>
       </w:pPr>
       <w:r>
-        <w:rPr>
-          <w:rStyle w:val="SectionNumber"/>
-        </w:rPr>
-        <w:t xml:space="preserve">1.27</w:t>
-      </w:r>
-      <w:r>
-        <w:tab/>
-      </w:r>
-      <w:r>
         <w:t xml:space="preserve">Article 27. General Provisions</w:t>
       </w:r>
     </w:p>
@@ -3291,15 +3039,6 @@
         <w:pStyle w:val="Heading2"/>
       </w:pPr>
       <w:r>
-        <w:rPr>
-          <w:rStyle w:val="SectionNumber"/>
-        </w:rPr>
-        <w:t xml:space="preserve">1.28</w:t>
-      </w:r>
-      <w:r>
-        <w:tab/>
-      </w:r>
-      <w:r>
         <w:t xml:space="preserve">Signature Page</w:t>
       </w:r>
     </w:p>
@@ -3419,15 +3158,6 @@
         <w:pStyle w:val="Heading2"/>
       </w:pPr>
       <w:r>
-        <w:rPr>
-          <w:rStyle w:val="SectionNumber"/>
-        </w:rPr>
-        <w:t xml:space="preserve">1.29</w:t>
-      </w:r>
-      <w:r>
-        <w:tab/>
-      </w:r>
-      <w:r>
         <w:t xml:space="preserve">Exhibit A — Floor Plan of the Premises</w:t>
       </w:r>
     </w:p>
@@ -3445,15 +3175,6 @@
       <w:pPr>
         <w:pStyle w:val="Heading2"/>
       </w:pPr>
-      <w:r>
-        <w:rPr>
-          <w:rStyle w:val="SectionNumber"/>
-        </w:rPr>
-        <w:t xml:space="preserve">1.30</w:t>
-      </w:r>
-      <w:r>
-        <w:tab/>
-      </w:r>
       <w:r>
         <w:t xml:space="preserve">Exhibit B — Rules and Regulations</w:t>
       </w:r>
@@ -3585,15 +3306,6 @@
         <w:pStyle w:val="Heading2"/>
       </w:pPr>
       <w:r>
-        <w:rPr>
-          <w:rStyle w:val="SectionNumber"/>
-        </w:rPr>
-        <w:t xml:space="preserve">1.31</w:t>
-      </w:r>
-      <w:r>
-        <w:tab/>
-      </w:r>
-      <w:r>
         <w:t xml:space="preserve">Exhibit C — Work Letter</w:t>
       </w:r>
     </w:p>
@@ -3725,15 +3437,6 @@
       <w:pPr>
         <w:pStyle w:val="Heading2"/>
       </w:pPr>
-      <w:r>
-        <w:rPr>
-          <w:rStyle w:val="SectionNumber"/>
-        </w:rPr>
-        <w:t xml:space="preserve">1.32</w:t>
-      </w:r>
-      <w:r>
-        <w:tab/>
-      </w:r>
       <w:r>
         <w:t xml:space="preserve">Exhibit D — Form of Commencement Date Certificate</w:t>
       </w:r>

--- a/artifacts/LGL-03/build/commercial-lease.docx
+++ b/artifacts/LGL-03/build/commercial-lease.docx
@@ -159,7 +159,7 @@
         <w:t xml:space="preserve"> </w:t>
       </w:r>
       <w:r>
-        <w:t xml:space="preserve">Ashgrove Properties LLC, a Delaware limited liability company, c/o Ashgrove Asset Management, 77 Ferry Landing Road, Suite 250, Wilmington, Delaware 19801.</w:t>
+        <w:t xml:space="preserve">Birchcroft Properties LLC, a Delaware limited liability company, c/o Ashgrove Asset Management, 77 Ferry Landing Road, Suite 250, Wilmington, Delaware 19801.</w:t>
       </w:r>
     </w:p>
     <w:p>
@@ -2753,7 +2753,7 @@
         <w:t xml:space="preserve"> </w:t>
       </w:r>
       <w:r>
-        <w:t xml:space="preserve">Ashgrove Properties LLC</w:t>
+        <w:t xml:space="preserve">Birchcroft Properties LLC</w:t>
       </w:r>
       <w:r>
         <w:t xml:space="preserve"> </w:t>
@@ -3458,7 +3458,7 @@
         <w:pStyle w:val="BodyText"/>
       </w:pPr>
       <w:r>
-        <w:t xml:space="preserve">Reference is made to the Office Lease Agreement dated August 14, 2024 between Ashgrove Properties LLC, as Landlord, and Atticus Dundee Inc., as Tenant, for Suite 600 at Halverson Quay Center, 1450 Halverson Quay, Wilmington, Delaware.</w:t>
+        <w:t xml:space="preserve">Reference is made to the Office Lease Agreement dated August 14, 2024 between Birchcroft Properties LLC, as Landlord, and Atticus Dundee Inc., as Tenant, for Suite 600 at Halverson Quay Center, 1450 Halverson Quay, Wilmington, Delaware.</w:t>
       </w:r>
     </w:p>
     <w:p>
@@ -3556,7 +3556,7 @@
         <w:t xml:space="preserve"> </w:t>
       </w:r>
       <w:r>
-        <w:t xml:space="preserve">Ashgrove Properties LLC</w:t>
+        <w:t xml:space="preserve">Birchcroft Properties LLC</w:t>
       </w:r>
     </w:p>
     <w:p>
